--- a/History/chapters/05 - The First Villages - Agriculture and the End of Wandering.docx
+++ b/History/chapters/05 - The First Villages - Agriculture and the End of Wandering.docx
@@ -50,15 +50,15 @@
         <w:spacing w:after="200"/>
       </w:pPr>
       <w:r>
-        <w:t xml:space="preserve">Rice was domesticated separately in China by roughly 8,000 BCE. Maize, beans, and squash came together in Mesoamerica. Yams and taro were domesticated in New Guinea. None of these groups had contact with each other. All arrived, on their own clocks, at the same idea.</w:t>
-      </w:r>
-    </w:p>
-    <w:p>
-      <w:pPr>
-        <w:spacing w:after="200"/>
-      </w:pPr>
-      <w:r>
-        <w:t xml:space="preserve">One domestication in this chapter predates all of them and involved no crop whatsoever. Wolves and humans had struck their own bargain some 15,000 years ago, well before the first wheat was ever planted on purpose, arriving uninvited to a chapter otherwise about fields and grain as proof that not every alliance in this book needed a harvest to get started.</w:t>
+        <w:t xml:space="preserve">Rice was domesticated separately in China, starting by roughly 8000 BCE. Maize, beans, and squash came together in Mesoamerica. Yams and taro were domesticated in New Guinea. None of these groups had contact with each other. All arrived, on their own clocks, at the same idea.</w:t>
+      </w:r>
+    </w:p>
+    <w:p>
+      <w:pPr>
+        <w:spacing w:after="200"/>
+      </w:pPr>
+      <w:r>
+        <w:t xml:space="preserve">One domestication in this chapter predates all of them and involved no crop whatsoever. Wolves and humans had struck their own bargain at least 15,000 years ago, well before the first wheat was ever planted on purpose, arriving uninvited to a chapter otherwise about fields and grain as proof that not every alliance in this book needed a harvest to get started.</w:t>
       </w:r>
     </w:p>
     <w:p>
@@ -118,7 +118,7 @@
         <w:spacing w:after="200"/>
       </w:pPr>
       <w:r>
-        <w:t xml:space="preserve">Villages appeared where surplus made them possible. Çatalhöyük in Anatolia, occupied from about 7,500 BCE, housed several thousand people in mudbrick homes packed so tightly that residents entered through the roof.</w:t>
+        <w:t xml:space="preserve">Villages appeared where surplus made them possible. Çatalhöyük in Anatolia, occupied from about 7500 BCE, housed several thousand people in mudbrick homes packed so tightly that residents entered through the roof.</w:t>
       </w:r>
     </w:p>
     <w:p>
